--- a/ky/wisdom-stories/to-give-up.docx
+++ b/ky/wisdom-stories/to-give-up.docx
@@ -39,7 +39,7 @@
           <w:sz w:val="22"/>
           <w:lang w:val="ky-KG"/>
         </w:rPr>
-        <w:t>«Баш тарта билүү — жакшы сапат!»</w:t>
+        <w:t>«Баш тартуу — сонун сапат!»</w:t>
       </w:r>
     </w:p>
     <w:p>
@@ -201,7 +201,7 @@
           <w:sz w:val="22"/>
           <w:lang w:val="ky-KG"/>
         </w:rPr>
-        <w:t>наадандык менен түркөйлүккө көз жумгандардан,</w:t>
+        <w:t>наадандык менен билимсиздикке көз жумгандардан,</w:t>
       </w:r>
     </w:p>
     <w:p>
@@ -255,7 +255,7 @@
           <w:sz w:val="22"/>
           <w:lang w:val="ky-KG"/>
         </w:rPr>
-        <w:t>эненин мээримин, атанын кадырын, баланын сүйүүсүн баалабаган адамдан...</w:t>
+        <w:t>эненин мээриминен, атанын кадырынан, баланын сүйүүсүнөн ажыраган адамдан...</w:t>
       </w:r>
     </w:p>
     <w:p>
@@ -273,7 +273,7 @@
           <w:sz w:val="22"/>
           <w:lang w:val="ky-KG"/>
         </w:rPr>
-        <w:t>«Баш тарта билүү — жакшы сапат!»</w:t>
+        <w:t>«Баш тартуу — сонун сапат!»</w:t>
       </w:r>
     </w:p>
     <w:p>
@@ -315,7 +315,7 @@
           <w:sz w:val="22"/>
           <w:lang w:val="ky-KG"/>
         </w:rPr>
-        <w:t xml:space="preserve">Сабак: </w:t>
+        <w:t>Сабак: Айрым адамдардан алыстоо — алсыздык эмес, өзүңдү сыйлоо. Кадыр-баркыңды билбегенге таянбоо да жакшы сапат.</w:t>
       </w:r>
       <w:r>
         <w:rPr>
@@ -324,7 +324,6 @@
           <w:sz w:val="22"/>
           <w:lang w:val="ky-KG"/>
         </w:rPr>
-        <w:t>Кадыр-баркыңды тебелеген адамдан алыстоо — алсыздык эмес. Өзүңдү сыйлап, зыяндуу мамиледен баш тарта бил.</w:t>
       </w:r>
     </w:p>
     <w:p>
@@ -344,7 +343,7 @@
           <w:sz w:val="18"/>
           <w:lang w:val="ky-KG"/>
         </w:rPr>
-        <w:t>Окуя ачык интернет булактарынан алынды.</w:t>
+        <w:t>Аңгемелер ачык интернет булактарынан алынган, иллюстрациялар болсо ЖИ менен түзүлгөн.</w:t>
       </w:r>
     </w:p>
     <w:sectPr>
